--- a/작성 서류 - yun/03_설계변경 확인서(완성본).docx
+++ b/작성 서류 - yun/03_설계변경 확인서(완성본).docx
@@ -309,7 +309,7 @@
                 <w:sz w:val="18"/>
                 <w:szCs w:val="18"/>
               </w:rPr>
-              <w:t xml:space="preserve">[건축물대장 기재 사용승인일 기재]</w:t>
+              <w:t xml:space="preserve">2021년 1월 22일 (건축물대장)</w:t>
             </w:r>
           </w:p>
         </w:tc>
@@ -1378,6 +1378,11 @@
                 <w:szCs w:val="17"/>
               </w:rPr>
               <w:t xml:space="preserve">· 공동대표(김양훈·노현석) 병기 여부는 ④ 사본=원본 확인서와 동일하게 결정.</w:t>
+            </w:r>
+          </w:p>
+          <w:p>
+            <w:r>
+              <w:t>· 건축물대장(2026.05.21 발급) 변동사항: 2022.08.18 3층 방화구획 관련 대수선, 2024.03.12 증축(1층 전기실 57.48㎡, 연면적 186,037.82→186,095.30㎡). 3층 임차구역 관련 여부 확인 후 "해당 없음" 유지 또는 변경 내역 기재.</w:t>
             </w:r>
           </w:p>
         </w:tc>

--- a/작성 서류 - yun/03_설계변경 확인서(완성본).docx
+++ b/작성 서류 - yun/03_설계변경 확인서(완성본).docx
@@ -1260,7 +1260,7 @@
           <w:sz w:val="22"/>
           <w:szCs w:val="22"/>
         </w:rPr>
-        <w:t xml:space="preserve">2026년      월      일</w:t>
+        <w:t xml:space="preserve">2026년 10월 31일</w:t>
       </w:r>
     </w:p>
     <w:p>
